--- a/fixtures/text.docx
+++ b/fixtures/text.docx
@@ -12,6 +12,10 @@
         <w:drawing/>
       </w:r>
     </w:p>
+    <w:sectPr>
+      <w:pgSz w:w="11906" w:h="16838"/>
+      <w:pgMar w:top="1440" w:right="1440" w:bottom="1440" w:left="1440" w:header="0" w:footer="0" w:gutter="0"/>
+    </w:sectPr>
   </w:body>
 </w:document>
 </file>